--- a/paper/mdpi_sensors/revision/response_to_editor_final.docx
+++ b/paper/mdpi_sensors/revision/response_to_editor_final.docx
@@ -183,7 +183,7 @@
         <w:pStyle w:val="BodyText"/>
       </w:pPr>
       <w:r>
-        <w:t xml:space="preserve">Should the work appear in a peer-reviewed venue before this manuscript reaches proofs, we will substitute the published version at that stage. If the Editor considers the presence of even this single, explicitly labelled preprint unacceptable, we would be grateful for the Editor’s preferred remedy and will follow it; we have not removed the attribution unilaterally because doing so would leave the specific framework under study without an appropriate bibliographic source.</w:t>
+        <w:t xml:space="preserve">Should the work appear in a peer-reviewed venue before this manuscript reaches proofs, we will substitute the published version at that stage. If the Editor considers the presence of even this single, explicitly labelled preprint unacceptable, we would be grateful for the Editor’s preferred remedy and will follow it.</w:t>
       </w:r>
     </w:p>
     <w:p>
